--- a/word/demo.docx
+++ b/word/demo.docx
@@ -196,8 +196,10 @@
       </w:r>
     </w:p>
     <w:sectPr>
+      <w:footerReference w:type="default" r:id="rId7"/>
+      <w:footerReference w:type="even" r:id="rId8"/>
       <w:pgSz w:w="11906" w:h="16838" w:orient="portrait"/>
-      <w:pgMar w:top="2097" w:right="1474" w:bottom="1984" w:left="1587" w:header="708" w:footer="708" w:gutter="0"/>
+      <w:pgMar w:top="2097" w:right="1474" w:bottom="1984" w:left="1587" w:header="708" w:footer="1588" w:gutter="0"/>
       <w:pgNumType/>
       <w:docGrid w:linePitch="360"/>
     </w:sectPr>
@@ -244,6 +246,82 @@
     </w:p>
   </w:endnote>
 </w:endnotes>
+</file>
+
+<file path=word/footer1.xml><?xml version="1.0" encoding="utf-8"?>
+<w:ftr xmlns:wpc="http://schemas.microsoft.com/office/word/2010/wordprocessingCanvas" xmlns:mc="http://schemas.openxmlformats.org/markup-compatibility/2006" xmlns:o="urn:schemas-microsoft-com:office:office" xmlns:r="http://schemas.openxmlformats.org/officeDocument/2006/relationships" xmlns:m="http://schemas.openxmlformats.org/officeDocument/2006/math" xmlns:v="urn:schemas-microsoft-com:vml" xmlns:wp14="http://schemas.microsoft.com/office/word/2010/wordprocessingDrawing" xmlns:wp="http://schemas.openxmlformats.org/drawingml/2006/wordprocessingDrawing" xmlns:w10="urn:schemas-microsoft-com:office:word" xmlns:w="http://schemas.openxmlformats.org/wordprocessingml/2006/main" xmlns:w14="http://schemas.microsoft.com/office/word/2010/wordml" xmlns:w15="http://schemas.microsoft.com/office/word/2012/wordml" xmlns:wpg="http://schemas.microsoft.com/office/word/2010/wordprocessingGroup" xmlns:wpi="http://schemas.microsoft.com/office/word/2010/wordprocessingInk" xmlns:wne="http://schemas.microsoft.com/office/word/2006/wordml" xmlns:wps="http://schemas.microsoft.com/office/word/2010/wordprocessingShape">
+  <w:p>
+    <w:pPr>
+      <w:ind w:right="280"/>
+      <w:jc w:val="right"/>
+    </w:pPr>
+    <w:r>
+      <w:rPr>
+        <w:rFonts w:ascii="宋体" w:eastAsia="宋体" w:hAnsi="宋体"/>
+        <w:sz w:val="28"/>
+        <w:szCs w:val="28"/>
+      </w:rPr>
+      <w:t xml:space="preserve">— </w:t>
+    </w:r>
+    <w:r>
+      <w:rPr>
+        <w:rFonts w:ascii="宋体" w:eastAsia="宋体" w:hAnsi="宋体"/>
+        <w:sz w:val="28"/>
+        <w:szCs w:val="28"/>
+      </w:rPr>
+      <w:fldChar w:fldCharType="begin"/>
+      <w:instrText xml:space="preserve">PAGE</w:instrText>
+      <w:fldChar w:fldCharType="separate"/>
+      <w:fldChar w:fldCharType="end"/>
+    </w:r>
+    <w:r>
+      <w:rPr>
+        <w:rFonts w:ascii="宋体" w:eastAsia="宋体" w:hAnsi="宋体"/>
+        <w:sz w:val="28"/>
+        <w:szCs w:val="28"/>
+      </w:rPr>
+      <w:t xml:space="preserve"> —</w:t>
+    </w:r>
+  </w:p>
+</w:ftr>
+</file>
+
+<file path=word/footer2.xml><?xml version="1.0" encoding="utf-8"?>
+<w:ftr xmlns:wpc="http://schemas.microsoft.com/office/word/2010/wordprocessingCanvas" xmlns:mc="http://schemas.openxmlformats.org/markup-compatibility/2006" xmlns:o="urn:schemas-microsoft-com:office:office" xmlns:r="http://schemas.openxmlformats.org/officeDocument/2006/relationships" xmlns:m="http://schemas.openxmlformats.org/officeDocument/2006/math" xmlns:v="urn:schemas-microsoft-com:vml" xmlns:wp14="http://schemas.microsoft.com/office/word/2010/wordprocessingDrawing" xmlns:wp="http://schemas.openxmlformats.org/drawingml/2006/wordprocessingDrawing" xmlns:w10="urn:schemas-microsoft-com:office:word" xmlns:w="http://schemas.openxmlformats.org/wordprocessingml/2006/main" xmlns:w14="http://schemas.microsoft.com/office/word/2010/wordml" xmlns:w15="http://schemas.microsoft.com/office/word/2012/wordml" xmlns:wpg="http://schemas.microsoft.com/office/word/2010/wordprocessingGroup" xmlns:wpi="http://schemas.microsoft.com/office/word/2010/wordprocessingInk" xmlns:wne="http://schemas.microsoft.com/office/word/2006/wordml" xmlns:wps="http://schemas.microsoft.com/office/word/2010/wordprocessingShape">
+  <w:p>
+    <w:pPr>
+      <w:ind w:left="280"/>
+      <w:jc w:val="left"/>
+    </w:pPr>
+    <w:r>
+      <w:rPr>
+        <w:rFonts w:ascii="宋体" w:eastAsia="宋体" w:hAnsi="宋体"/>
+        <w:sz w:val="28"/>
+        <w:szCs w:val="28"/>
+      </w:rPr>
+      <w:t xml:space="preserve">— </w:t>
+    </w:r>
+    <w:r>
+      <w:rPr>
+        <w:rFonts w:ascii="宋体" w:eastAsia="宋体" w:hAnsi="宋体"/>
+        <w:sz w:val="28"/>
+        <w:szCs w:val="28"/>
+      </w:rPr>
+      <w:fldChar w:fldCharType="begin"/>
+      <w:instrText xml:space="preserve">PAGE</w:instrText>
+      <w:fldChar w:fldCharType="separate"/>
+      <w:fldChar w:fldCharType="end"/>
+    </w:r>
+    <w:r>
+      <w:rPr>
+        <w:rFonts w:ascii="宋体" w:eastAsia="宋体" w:hAnsi="宋体"/>
+        <w:sz w:val="28"/>
+        <w:szCs w:val="28"/>
+      </w:rPr>
+      <w:t xml:space="preserve"> —</w:t>
+    </w:r>
+  </w:p>
+</w:ftr>
 </file>
 
 <file path=word/footnotes.xml><?xml version="1.0" encoding="utf-8"?>
